--- a/MF0964_3 Desarrollo de elementos software para gestión de/SQL/EJERCICIOS BASICOS SQL BBDD CURSOS.docx
+++ b/MF0964_3 Desarrollo de elementos software para gestión de/SQL/EJERCICIOS BASICOS SQL BBDD CURSOS.docx
@@ -1,6 +1,6 @@
 
 <file path=word/document.xml><?xml version="1.0" encoding="utf-8"?>
-<w:document xmlns:wpc="http://schemas.microsoft.com/office/word/2010/wordprocessingCanvas" xmlns:cx="http://schemas.microsoft.com/office/drawing/2014/chartex" xmlns:cx1="http://schemas.microsoft.com/office/drawing/2015/9/8/chartex" xmlns:cx2="http://schemas.microsoft.com/office/drawing/2015/10/21/chartex" xmlns:cx3="http://schemas.microsoft.com/office/drawing/2016/5/9/chartex" xmlns:cx4="http://schemas.microsoft.com/office/drawing/2016/5/10/chartex" xmlns:cx5="http://schemas.microsoft.com/office/drawing/2016/5/11/chartex" xmlns:cx6="http://schemas.microsoft.com/office/drawing/2016/5/12/chartex" xmlns:cx7="http://schemas.microsoft.com/office/drawing/2016/5/13/chartex" xmlns:cx8="http://schemas.microsoft.com/office/drawing/2016/5/14/chartex" xmlns:mc="http://schemas.openxmlformats.org/markup-compatibility/2006" xmlns:aink="http://schemas.microsoft.com/office/drawing/2016/ink" xmlns:am3d="http://schemas.microsoft.com/office/drawing/2017/model3d" xmlns:o="urn:schemas-microsoft-com:office:office" xmlns:oel="http://schemas.microsoft.com/office/2019/extlst" xmlns:r="http://schemas.openxmlformats.org/officeDocument/2006/relationships" xmlns:m="http://schemas.openxmlformats.org/officeDocument/2006/math" xmlns:v="urn:schemas-microsoft-com:vml" xmlns:wp14="http://schemas.microsoft.com/office/word/2010/wordprocessingDrawing" xmlns:wp="http://schemas.openxmlformats.org/drawingml/2006/wordprocessingDrawing" xmlns:w10="urn:schemas-microsoft-com:office:word" xmlns:w="http://schemas.openxmlformats.org/wordprocessingml/2006/main" xmlns:w14="http://schemas.microsoft.com/office/word/2010/wordml" xmlns:w15="http://schemas.microsoft.com/office/word/2012/wordml" xmlns:w16cex="http://schemas.microsoft.com/office/word/2018/wordml/cex" xmlns:w16cid="http://schemas.microsoft.com/office/word/2016/wordml/cid" xmlns:w16="http://schemas.microsoft.com/office/word/2018/wordml" xmlns:w16du="http://schemas.microsoft.com/office/word/2023/wordml/word16du" xmlns:w16sdtdh="http://schemas.microsoft.com/office/word/2020/wordml/sdtdatahash" xmlns:w16se="http://schemas.microsoft.com/office/word/2015/wordml/symex" xmlns:wpg="http://schemas.microsoft.com/office/word/2010/wordprocessingGroup" xmlns:wpi="http://schemas.microsoft.com/office/word/2010/wordprocessingInk" xmlns:wne="http://schemas.microsoft.com/office/word/2006/wordml" xmlns:wps="http://schemas.microsoft.com/office/word/2010/wordprocessingShape" mc:Ignorable="w14 w15 w16se w16cid w16 w16cex w16sdtdh w16du wp14">
+<w:document xmlns:wpc="http://schemas.microsoft.com/office/word/2010/wordprocessingCanvas" xmlns:cx="http://schemas.microsoft.com/office/drawing/2014/chartex" xmlns:cx1="http://schemas.microsoft.com/office/drawing/2015/9/8/chartex" xmlns:cx2="http://schemas.microsoft.com/office/drawing/2015/10/21/chartex" xmlns:cx3="http://schemas.microsoft.com/office/drawing/2016/5/9/chartex" xmlns:cx4="http://schemas.microsoft.com/office/drawing/2016/5/10/chartex" xmlns:cx5="http://schemas.microsoft.com/office/drawing/2016/5/11/chartex" xmlns:cx6="http://schemas.microsoft.com/office/drawing/2016/5/12/chartex" xmlns:cx7="http://schemas.microsoft.com/office/drawing/2016/5/13/chartex" xmlns:cx8="http://schemas.microsoft.com/office/drawing/2016/5/14/chartex" xmlns:mc="http://schemas.openxmlformats.org/markup-compatibility/2006" xmlns:aink="http://schemas.microsoft.com/office/drawing/2016/ink" xmlns:am3d="http://schemas.microsoft.com/office/drawing/2017/model3d" xmlns:o="urn:schemas-microsoft-com:office:office" xmlns:oel="http://schemas.microsoft.com/office/2019/extlst" xmlns:r="http://schemas.openxmlformats.org/officeDocument/2006/relationships" xmlns:m="http://schemas.openxmlformats.org/officeDocument/2006/math" xmlns:v="urn:schemas-microsoft-com:vml" xmlns:wp14="http://schemas.microsoft.com/office/word/2010/wordprocessingDrawing" xmlns:wp="http://schemas.openxmlformats.org/drawingml/2006/wordprocessingDrawing" xmlns:w10="urn:schemas-microsoft-com:office:word" xmlns:w="http://schemas.openxmlformats.org/wordprocessingml/2006/main" xmlns:w14="http://schemas.microsoft.com/office/word/2010/wordml" xmlns:w15="http://schemas.microsoft.com/office/word/2012/wordml" xmlns:w16cex="http://schemas.microsoft.com/office/word/2018/wordml/cex" xmlns:w16cid="http://schemas.microsoft.com/office/word/2016/wordml/cid" xmlns:w16="http://schemas.microsoft.com/office/word/2018/wordml" xmlns:w16du="http://schemas.microsoft.com/office/word/2023/wordml/word16du" xmlns:w16sdtdh="http://schemas.microsoft.com/office/word/2020/wordml/sdtdatahash" xmlns:w16sdtfl="http://schemas.microsoft.com/office/word/2024/wordml/sdtformatlock" xmlns:w16se="http://schemas.microsoft.com/office/word/2015/wordml/symex" xmlns:wpg="http://schemas.microsoft.com/office/word/2010/wordprocessingGroup" xmlns:wpi="http://schemas.microsoft.com/office/word/2010/wordprocessingInk" xmlns:wne="http://schemas.microsoft.com/office/word/2006/wordml" xmlns:wps="http://schemas.microsoft.com/office/word/2010/wordprocessingShape" mc:Ignorable="w14 w15 w16se w16cid w16 w16cex w16sdtdh w16sdtfl w16du wp14">
   <w:body>
     <w:p>
       <w:pPr>
@@ -144,6 +144,14 @@
       <w:r>
         <w:rPr>
           <w:rFonts w:ascii="Verdana" w:hAnsi="Verdana" w:cs="Courier New"/>
+          <w:color w:val="FF00FF"/>
+          <w:lang w:val="es-ES"/>
+        </w:rPr>
+        <w:t>Cenec</w:t>
+      </w:r>
+      <w:r>
+        <w:rPr>
+          <w:rFonts w:ascii="Verdana" w:hAnsi="Verdana" w:cs="Courier New"/>
           <w:color w:val="0000FF"/>
           <w:lang w:val="es-ES"/>
         </w:rPr>
@@ -187,6 +195,14 @@
           <w:lang w:val="es-ES"/>
         </w:rPr>
         <w:t>cursos</w:t>
+      </w:r>
+      <w:r>
+        <w:rPr>
+          <w:rFonts w:ascii="Verdana" w:hAnsi="Verdana" w:cs="Courier New"/>
+          <w:color w:val="FF00FF"/>
+          <w:lang w:val="es-ES"/>
+        </w:rPr>
+        <w:t>Cenec</w:t>
       </w:r>
       <w:r>
         <w:rPr>
@@ -14788,15 +14804,15 @@
           <w:rFonts w:ascii="Verdana" w:hAnsi="Verdana"/>
           <w:b/>
           <w:bCs/>
-          <w:lang w:val="es-ES"/>
-        </w:rPr>
-      </w:pPr>
-      <w:r>
-        <w:rPr>
-          <w:rFonts w:ascii="Verdana" w:hAnsi="Verdana"/>
-          <w:b/>
-          <w:bCs/>
-          <w:lang w:val="es-ES"/>
+          <w:lang w:val="en-GB"/>
+        </w:rPr>
+      </w:pPr>
+      <w:r>
+        <w:rPr>
+          <w:rFonts w:ascii="Verdana" w:hAnsi="Verdana"/>
+          <w:b/>
+          <w:bCs/>
+          <w:lang w:val="en-GB"/>
         </w:rPr>
         <w:t>SELECT</w:t>
       </w:r>
@@ -14809,15 +14825,15 @@
           <w:rFonts w:ascii="Verdana" w:hAnsi="Verdana"/>
           <w:b/>
           <w:bCs/>
-          <w:lang w:val="es-ES"/>
-        </w:rPr>
-      </w:pPr>
-      <w:r>
-        <w:rPr>
-          <w:rFonts w:ascii="Verdana" w:hAnsi="Verdana"/>
-          <w:b/>
-          <w:bCs/>
-          <w:lang w:val="es-ES"/>
+          <w:lang w:val="en-GB"/>
+        </w:rPr>
+      </w:pPr>
+      <w:r>
+        <w:rPr>
+          <w:rFonts w:ascii="Verdana" w:hAnsi="Verdana"/>
+          <w:b/>
+          <w:bCs/>
+          <w:lang w:val="en-GB"/>
         </w:rPr>
         <w:tab/>
         <w:t>SUM(importe),</w:t>
@@ -14831,15 +14847,15 @@
           <w:rFonts w:ascii="Verdana" w:hAnsi="Verdana"/>
           <w:b/>
           <w:bCs/>
-          <w:lang w:val="es-ES"/>
-        </w:rPr>
-      </w:pPr>
-      <w:r>
-        <w:rPr>
-          <w:rFonts w:ascii="Verdana" w:hAnsi="Verdana"/>
-          <w:b/>
-          <w:bCs/>
-          <w:lang w:val="es-ES"/>
+          <w:lang w:val="en-GB"/>
+        </w:rPr>
+      </w:pPr>
+      <w:r>
+        <w:rPr>
+          <w:rFonts w:ascii="Verdana" w:hAnsi="Verdana"/>
+          <w:b/>
+          <w:bCs/>
+          <w:lang w:val="en-GB"/>
         </w:rPr>
         <w:tab/>
         <w:t>COUNT(importe),</w:t>
@@ -14861,9 +14877,17 @@
           <w:rFonts w:ascii="Verdana" w:hAnsi="Verdana"/>
           <w:b/>
           <w:bCs/>
-          <w:lang w:val="es-ES"/>
+          <w:lang w:val="en-GB"/>
         </w:rPr>
         <w:tab/>
+      </w:r>
+      <w:r>
+        <w:rPr>
+          <w:rFonts w:ascii="Verdana" w:hAnsi="Verdana"/>
+          <w:b/>
+          <w:bCs/>
+          <w:lang w:val="es-ES"/>
+        </w:rPr>
         <w:t>avg(importe),</w:t>
       </w:r>
     </w:p>
@@ -15082,7 +15106,7 @@
         <w:spacing w:after="0"/>
         <w:rPr>
           <w:rFonts w:ascii="Consolas" w:hAnsi="Consolas"/>
-          <w:lang w:val="es-ES"/>
+          <w:lang w:val="en-GB"/>
         </w:rPr>
       </w:pPr>
       <w:r>
@@ -15090,7 +15114,14 @@
           <w:rFonts w:ascii="Consolas" w:hAnsi="Consolas"/>
           <w:lang w:val="es-ES"/>
         </w:rPr>
-        <w:t xml:space="preserve">    COUNT(asistencia.id) AS total_asistencias</w:t>
+        <w:t xml:space="preserve">    </w:t>
+      </w:r>
+      <w:r>
+        <w:rPr>
+          <w:rFonts w:ascii="Consolas" w:hAnsi="Consolas"/>
+          <w:lang w:val="en-GB"/>
+        </w:rPr>
+        <w:t>COUNT(asistencia.id) AS total_asistencias</w:t>
       </w:r>
     </w:p>
     <w:p>
@@ -15683,15 +15714,153 @@
         <w:spacing w:after="0"/>
         <w:rPr>
           <w:rFonts w:ascii="Consolas" w:hAnsi="Consolas"/>
-          <w:lang w:val="en-GB"/>
-        </w:rPr>
-      </w:pPr>
-      <w:r>
+          <w:lang w:val="es-ES"/>
+        </w:rPr>
+      </w:pPr>
+      <w:r>
+        <w:rPr>
+          <w:rFonts w:ascii="Consolas" w:hAnsi="Consolas"/>
+          <w:lang w:val="es-ES"/>
+        </w:rPr>
+        <w:t xml:space="preserve">FROM </w:t>
+      </w:r>
+    </w:p>
+    <w:p>
+      <w:pPr>
+        <w:shd w:val="clear" w:color="auto" w:fill="D9F2D0" w:themeFill="accent6" w:themeFillTint="33"/>
+        <w:spacing w:after="0"/>
+        <w:rPr>
+          <w:rFonts w:ascii="Consolas" w:hAnsi="Consolas"/>
+          <w:lang w:val="es-ES"/>
+        </w:rPr>
+      </w:pPr>
+      <w:r>
+        <w:rPr>
+          <w:rFonts w:ascii="Consolas" w:hAnsi="Consolas"/>
+          <w:lang w:val="es-ES"/>
+        </w:rPr>
+        <w:t xml:space="preserve">    asistencia</w:t>
+      </w:r>
+    </w:p>
+    <w:p>
+      <w:pPr>
+        <w:shd w:val="clear" w:color="auto" w:fill="D9F2D0" w:themeFill="accent6" w:themeFillTint="33"/>
+        <w:spacing w:after="0"/>
+        <w:rPr>
+          <w:rFonts w:ascii="Consolas" w:hAnsi="Consolas"/>
+          <w:lang w:val="es-ES"/>
+        </w:rPr>
+      </w:pPr>
+      <w:r>
+        <w:rPr>
+          <w:rFonts w:ascii="Consolas" w:hAnsi="Consolas"/>
+          <w:lang w:val="es-ES"/>
+        </w:rPr>
+        <w:t xml:space="preserve">INNER JOIN </w:t>
+      </w:r>
+    </w:p>
+    <w:p>
+      <w:pPr>
+        <w:shd w:val="clear" w:color="auto" w:fill="D9F2D0" w:themeFill="accent6" w:themeFillTint="33"/>
+        <w:spacing w:after="0"/>
+        <w:rPr>
+          <w:rFonts w:ascii="Consolas" w:hAnsi="Consolas"/>
+          <w:lang w:val="es-ES"/>
+        </w:rPr>
+      </w:pPr>
+      <w:r>
+        <w:rPr>
+          <w:rFonts w:ascii="Consolas" w:hAnsi="Consolas"/>
+          <w:lang w:val="es-ES"/>
+        </w:rPr>
+        <w:t xml:space="preserve">    cursos ON asistencia.id_curso = cursos.id</w:t>
+      </w:r>
+    </w:p>
+    <w:p>
+      <w:pPr>
+        <w:shd w:val="clear" w:color="auto" w:fill="D9F2D0" w:themeFill="accent6" w:themeFillTint="33"/>
+        <w:spacing w:after="0"/>
+        <w:rPr>
+          <w:rFonts w:ascii="Consolas" w:hAnsi="Consolas"/>
+          <w:lang w:val="es-ES"/>
+        </w:rPr>
+      </w:pPr>
+      <w:r>
+        <w:rPr>
+          <w:rFonts w:ascii="Consolas" w:hAnsi="Consolas"/>
+          <w:lang w:val="es-ES"/>
+        </w:rPr>
+        <w:t xml:space="preserve">GROUP BY </w:t>
+      </w:r>
+    </w:p>
+    <w:p>
+      <w:pPr>
+        <w:shd w:val="clear" w:color="auto" w:fill="D9F2D0" w:themeFill="accent6" w:themeFillTint="33"/>
+        <w:spacing w:after="0"/>
+        <w:rPr>
+          <w:rFonts w:ascii="Consolas" w:hAnsi="Consolas"/>
+          <w:lang w:val="es-ES"/>
+        </w:rPr>
+      </w:pPr>
+      <w:r>
+        <w:rPr>
+          <w:rFonts w:ascii="Consolas" w:hAnsi="Consolas"/>
+          <w:lang w:val="es-ES"/>
+        </w:rPr>
+        <w:t xml:space="preserve">    </w:t>
+      </w:r>
+      <w:r>
+        <w:rPr>
+          <w:rFonts w:ascii="Consolas" w:hAnsi="Consolas"/>
+          <w:lang w:val="es-ES"/>
+        </w:rPr>
+        <w:t>cursos.id;</w:t>
+      </w:r>
+    </w:p>
+    <w:p>
+      <w:pPr>
+        <w:rPr>
+          <w:rFonts w:ascii="Verdana" w:hAnsi="Verdana"/>
+          <w:b/>
+          <w:bCs/>
+          <w:lang w:val="es-ES"/>
+        </w:rPr>
+      </w:pPr>
+    </w:p>
+    <w:p>
+      <w:pPr>
+        <w:rPr>
+          <w:rFonts w:ascii="Verdana" w:hAnsi="Verdana"/>
+          <w:b/>
+          <w:bCs/>
+          <w:lang w:val="es-ES"/>
+        </w:rPr>
+      </w:pPr>
+      <w:r>
+        <w:rPr>
+          <w:rFonts w:ascii="Verdana" w:hAnsi="Verdana"/>
+          <w:b/>
+          <w:bCs/>
+          <w:lang w:val="es-ES"/>
+        </w:rPr>
+        <w:t>5. Asistencias por fecha</w:t>
+      </w:r>
+    </w:p>
+    <w:p>
+      <w:pPr>
+        <w:shd w:val="clear" w:color="auto" w:fill="D9F2D0" w:themeFill="accent6" w:themeFillTint="33"/>
+        <w:spacing w:after="0"/>
         <w:rPr>
           <w:rFonts w:ascii="Consolas" w:hAnsi="Consolas"/>
           <w:lang w:val="en-GB"/>
         </w:rPr>
-        <w:t xml:space="preserve">FROM </w:t>
+      </w:pPr>
+      <w:r>
+        <w:rPr>
+          <w:rFonts w:ascii="Consolas" w:hAnsi="Consolas"/>
+          <w:lang w:val="en-GB"/>
+        </w:rPr>
+        <w:t xml:space="preserve">SELECT </w:t>
       </w:r>
     </w:p>
     <w:p>
@@ -15708,7 +15877,7 @@
           <w:rFonts w:ascii="Consolas" w:hAnsi="Consolas"/>
           <w:lang w:val="en-GB"/>
         </w:rPr>
-        <w:t xml:space="preserve">    asistencia</w:t>
+        <w:t xml:space="preserve">    fecha_asistencia,</w:t>
       </w:r>
     </w:p>
     <w:p>
@@ -15725,7 +15894,7 @@
           <w:rFonts w:ascii="Consolas" w:hAnsi="Consolas"/>
           <w:lang w:val="en-GB"/>
         </w:rPr>
-        <w:t xml:space="preserve">INNER JOIN </w:t>
+        <w:t xml:space="preserve">    COUNT(id) AS total_asistencias</w:t>
       </w:r>
     </w:p>
     <w:p>
@@ -15742,7 +15911,7 @@
           <w:rFonts w:ascii="Consolas" w:hAnsi="Consolas"/>
           <w:lang w:val="en-GB"/>
         </w:rPr>
-        <w:t xml:space="preserve">    cursos ON asistencia.id_curso = cursos.id</w:t>
+        <w:t xml:space="preserve">FROM </w:t>
       </w:r>
     </w:p>
     <w:p>
@@ -15759,7 +15928,7 @@
           <w:rFonts w:ascii="Consolas" w:hAnsi="Consolas"/>
           <w:lang w:val="en-GB"/>
         </w:rPr>
-        <w:t xml:space="preserve">GROUP BY </w:t>
+        <w:t xml:space="preserve">    asistencia</w:t>
       </w:r>
     </w:p>
     <w:p>
@@ -15768,7 +15937,7 @@
         <w:spacing w:after="0"/>
         <w:rPr>
           <w:rFonts w:ascii="Consolas" w:hAnsi="Consolas"/>
-          <w:lang w:val="es-ES"/>
+          <w:lang w:val="en-GB"/>
         </w:rPr>
       </w:pPr>
       <w:r>
@@ -15776,43 +15945,7 @@
           <w:rFonts w:ascii="Consolas" w:hAnsi="Consolas"/>
           <w:lang w:val="en-GB"/>
         </w:rPr>
-        <w:t xml:space="preserve">    </w:t>
-      </w:r>
-      <w:r>
-        <w:rPr>
-          <w:rFonts w:ascii="Consolas" w:hAnsi="Consolas"/>
-          <w:lang w:val="es-ES"/>
-        </w:rPr>
-        <w:t>cursos.id;</w:t>
-      </w:r>
-    </w:p>
-    <w:p>
-      <w:pPr>
-        <w:rPr>
-          <w:rFonts w:ascii="Verdana" w:hAnsi="Verdana"/>
-          <w:b/>
-          <w:bCs/>
-          <w:lang w:val="es-ES"/>
-        </w:rPr>
-      </w:pPr>
-    </w:p>
-    <w:p>
-      <w:pPr>
-        <w:rPr>
-          <w:rFonts w:ascii="Verdana" w:hAnsi="Verdana"/>
-          <w:b/>
-          <w:bCs/>
-          <w:lang w:val="es-ES"/>
-        </w:rPr>
-      </w:pPr>
-      <w:r>
-        <w:rPr>
-          <w:rFonts w:ascii="Verdana" w:hAnsi="Verdana"/>
-          <w:b/>
-          <w:bCs/>
-          <w:lang w:val="es-ES"/>
-        </w:rPr>
-        <w:t>5. Asistencias por fecha</w:t>
+        <w:t xml:space="preserve">GROUP BY </w:t>
       </w:r>
     </w:p>
     <w:p>
@@ -15827,111 +15960,16 @@
       <w:r>
         <w:rPr>
           <w:rFonts w:ascii="Consolas" w:hAnsi="Consolas"/>
-          <w:lang w:val="es-ES"/>
-        </w:rPr>
-        <w:t xml:space="preserve">SELECT </w:t>
-      </w:r>
-    </w:p>
-    <w:p>
-      <w:pPr>
-        <w:shd w:val="clear" w:color="auto" w:fill="D9F2D0" w:themeFill="accent6" w:themeFillTint="33"/>
-        <w:spacing w:after="0"/>
+          <w:lang w:val="en-GB"/>
+        </w:rPr>
+        <w:t xml:space="preserve">    </w:t>
+      </w:r>
+      <w:r>
         <w:rPr>
           <w:rFonts w:ascii="Consolas" w:hAnsi="Consolas"/>
           <w:lang w:val="es-ES"/>
         </w:rPr>
-      </w:pPr>
-      <w:r>
-        <w:rPr>
-          <w:rFonts w:ascii="Consolas" w:hAnsi="Consolas"/>
-          <w:lang w:val="es-ES"/>
-        </w:rPr>
-        <w:t xml:space="preserve">    fecha_asistencia,</w:t>
-      </w:r>
-    </w:p>
-    <w:p>
-      <w:pPr>
-        <w:shd w:val="clear" w:color="auto" w:fill="D9F2D0" w:themeFill="accent6" w:themeFillTint="33"/>
-        <w:spacing w:after="0"/>
-        <w:rPr>
-          <w:rFonts w:ascii="Consolas" w:hAnsi="Consolas"/>
-          <w:lang w:val="es-ES"/>
-        </w:rPr>
-      </w:pPr>
-      <w:r>
-        <w:rPr>
-          <w:rFonts w:ascii="Consolas" w:hAnsi="Consolas"/>
-          <w:lang w:val="es-ES"/>
-        </w:rPr>
-        <w:t xml:space="preserve">    COUNT(id) AS total_asistencias</w:t>
-      </w:r>
-    </w:p>
-    <w:p>
-      <w:pPr>
-        <w:shd w:val="clear" w:color="auto" w:fill="D9F2D0" w:themeFill="accent6" w:themeFillTint="33"/>
-        <w:spacing w:after="0"/>
-        <w:rPr>
-          <w:rFonts w:ascii="Consolas" w:hAnsi="Consolas"/>
-          <w:lang w:val="es-ES"/>
-        </w:rPr>
-      </w:pPr>
-      <w:r>
-        <w:rPr>
-          <w:rFonts w:ascii="Consolas" w:hAnsi="Consolas"/>
-          <w:lang w:val="es-ES"/>
-        </w:rPr>
-        <w:t xml:space="preserve">FROM </w:t>
-      </w:r>
-    </w:p>
-    <w:p>
-      <w:pPr>
-        <w:shd w:val="clear" w:color="auto" w:fill="D9F2D0" w:themeFill="accent6" w:themeFillTint="33"/>
-        <w:spacing w:after="0"/>
-        <w:rPr>
-          <w:rFonts w:ascii="Consolas" w:hAnsi="Consolas"/>
-          <w:lang w:val="es-ES"/>
-        </w:rPr>
-      </w:pPr>
-      <w:r>
-        <w:rPr>
-          <w:rFonts w:ascii="Consolas" w:hAnsi="Consolas"/>
-          <w:lang w:val="es-ES"/>
-        </w:rPr>
-        <w:t xml:space="preserve">    asistencia</w:t>
-      </w:r>
-    </w:p>
-    <w:p>
-      <w:pPr>
-        <w:shd w:val="clear" w:color="auto" w:fill="D9F2D0" w:themeFill="accent6" w:themeFillTint="33"/>
-        <w:spacing w:after="0"/>
-        <w:rPr>
-          <w:rFonts w:ascii="Consolas" w:hAnsi="Consolas"/>
-          <w:lang w:val="es-ES"/>
-        </w:rPr>
-      </w:pPr>
-      <w:r>
-        <w:rPr>
-          <w:rFonts w:ascii="Consolas" w:hAnsi="Consolas"/>
-          <w:lang w:val="es-ES"/>
-        </w:rPr>
-        <w:t xml:space="preserve">GROUP BY </w:t>
-      </w:r>
-    </w:p>
-    <w:p>
-      <w:pPr>
-        <w:shd w:val="clear" w:color="auto" w:fill="D9F2D0" w:themeFill="accent6" w:themeFillTint="33"/>
-        <w:spacing w:after="0"/>
-        <w:rPr>
-          <w:rFonts w:ascii="Consolas" w:hAnsi="Consolas"/>
-          <w:lang w:val="es-ES"/>
-        </w:rPr>
-      </w:pPr>
-      <w:r>
-        <w:rPr>
-          <w:rFonts w:ascii="Consolas" w:hAnsi="Consolas"/>
-          <w:lang w:val="es-ES"/>
-        </w:rPr>
-        <w:t xml:space="preserve">    fecha_asistencia;</w:t>
+        <w:t>fecha_asistencia;</w:t>
       </w:r>
     </w:p>
     <w:p>
@@ -16390,49 +16428,212 @@
         <w:spacing w:after="0"/>
         <w:rPr>
           <w:rFonts w:ascii="Consolas" w:hAnsi="Consolas"/>
-          <w:lang w:val="en-GB"/>
-        </w:rPr>
-      </w:pPr>
-      <w:r>
+          <w:lang w:val="es-ES"/>
+        </w:rPr>
+      </w:pPr>
+      <w:r>
+        <w:rPr>
+          <w:rFonts w:ascii="Consolas" w:hAnsi="Consolas"/>
+          <w:lang w:val="es-ES"/>
+        </w:rPr>
+        <w:t>);</w:t>
+      </w:r>
+    </w:p>
+    <w:p>
+      <w:pPr>
+        <w:rPr>
+          <w:b/>
+          <w:bCs/>
+          <w:lang w:val="es-ES"/>
+        </w:rPr>
+      </w:pPr>
+    </w:p>
+    <w:p>
+      <w:pPr>
+        <w:rPr>
+          <w:b/>
+          <w:bCs/>
+          <w:lang w:val="es-ES"/>
+        </w:rPr>
+      </w:pPr>
+      <w:r>
+        <w:rPr>
+          <w:b/>
+          <w:bCs/>
+          <w:lang w:val="es-ES"/>
+        </w:rPr>
+        <w:t>Mostrar los detalles de los alumnos que tienen alguna factura impaga</w:t>
+      </w:r>
+      <w:r>
+        <w:rPr>
+          <w:b/>
+          <w:bCs/>
+          <w:lang w:val="es-ES"/>
+        </w:rPr>
+        <w:t>da</w:t>
+      </w:r>
+    </w:p>
+    <w:p>
+      <w:pPr>
+        <w:shd w:val="clear" w:color="auto" w:fill="D9F2D0" w:themeFill="accent6" w:themeFillTint="33"/>
+        <w:spacing w:after="0"/>
+        <w:rPr>
+          <w:rFonts w:ascii="Consolas" w:hAnsi="Consolas"/>
+          <w:lang w:val="es-ES"/>
+        </w:rPr>
+      </w:pPr>
+      <w:r>
+        <w:rPr>
+          <w:rFonts w:ascii="Consolas" w:hAnsi="Consolas"/>
+          <w:lang w:val="es-ES"/>
+        </w:rPr>
+        <w:t>SELECT nombre, apellidos, direccion, ciudad</w:t>
+      </w:r>
+    </w:p>
+    <w:p>
+      <w:pPr>
+        <w:shd w:val="clear" w:color="auto" w:fill="D9F2D0" w:themeFill="accent6" w:themeFillTint="33"/>
+        <w:spacing w:after="0"/>
+        <w:rPr>
+          <w:rFonts w:ascii="Consolas" w:hAnsi="Consolas"/>
+          <w:lang w:val="es-ES"/>
+        </w:rPr>
+      </w:pPr>
+      <w:r>
+        <w:rPr>
+          <w:rFonts w:ascii="Consolas" w:hAnsi="Consolas"/>
+          <w:lang w:val="es-ES"/>
+        </w:rPr>
+        <w:t>FROM alumnos</w:t>
+      </w:r>
+    </w:p>
+    <w:p>
+      <w:pPr>
+        <w:shd w:val="clear" w:color="auto" w:fill="D9F2D0" w:themeFill="accent6" w:themeFillTint="33"/>
+        <w:spacing w:after="0"/>
+        <w:rPr>
+          <w:rFonts w:ascii="Consolas" w:hAnsi="Consolas"/>
+          <w:lang w:val="es-ES"/>
+        </w:rPr>
+      </w:pPr>
+      <w:r>
+        <w:rPr>
+          <w:rFonts w:ascii="Consolas" w:hAnsi="Consolas"/>
+          <w:lang w:val="es-ES"/>
+        </w:rPr>
+        <w:t>WHERE alumnos.id IN (</w:t>
+      </w:r>
+    </w:p>
+    <w:p>
+      <w:pPr>
+        <w:shd w:val="clear" w:color="auto" w:fill="D9F2D0" w:themeFill="accent6" w:themeFillTint="33"/>
+        <w:spacing w:after="0"/>
+        <w:rPr>
+          <w:rFonts w:ascii="Consolas" w:hAnsi="Consolas"/>
+          <w:lang w:val="es-ES"/>
+        </w:rPr>
+      </w:pPr>
+      <w:r>
+        <w:rPr>
+          <w:rFonts w:ascii="Consolas" w:hAnsi="Consolas"/>
+          <w:lang w:val="es-ES"/>
+        </w:rPr>
+        <w:t xml:space="preserve">    SELECT facturas.id_alumno</w:t>
+      </w:r>
+    </w:p>
+    <w:p>
+      <w:pPr>
+        <w:shd w:val="clear" w:color="auto" w:fill="D9F2D0" w:themeFill="accent6" w:themeFillTint="33"/>
+        <w:spacing w:after="0"/>
+        <w:rPr>
+          <w:rFonts w:ascii="Consolas" w:hAnsi="Consolas"/>
+          <w:lang w:val="es-ES"/>
+        </w:rPr>
+      </w:pPr>
+      <w:r>
+        <w:rPr>
+          <w:rFonts w:ascii="Consolas" w:hAnsi="Consolas"/>
+          <w:lang w:val="es-ES"/>
+        </w:rPr>
+        <w:t xml:space="preserve">    FROM facturas</w:t>
+      </w:r>
+    </w:p>
+    <w:p>
+      <w:pPr>
+        <w:shd w:val="clear" w:color="auto" w:fill="D9F2D0" w:themeFill="accent6" w:themeFillTint="33"/>
+        <w:spacing w:after="0"/>
+        <w:rPr>
+          <w:rFonts w:ascii="Consolas" w:hAnsi="Consolas"/>
+          <w:lang w:val="es-ES"/>
+        </w:rPr>
+      </w:pPr>
+      <w:r>
+        <w:rPr>
+          <w:rFonts w:ascii="Consolas" w:hAnsi="Consolas"/>
+          <w:lang w:val="es-ES"/>
+        </w:rPr>
+        <w:t xml:space="preserve">    WHERE pagado = 'no'</w:t>
+      </w:r>
+    </w:p>
+    <w:p>
+      <w:pPr>
+        <w:shd w:val="clear" w:color="auto" w:fill="D9F2D0" w:themeFill="accent6" w:themeFillTint="33"/>
+        <w:spacing w:after="0"/>
+        <w:rPr>
+          <w:rFonts w:ascii="Consolas" w:hAnsi="Consolas"/>
+          <w:lang w:val="es-ES"/>
+        </w:rPr>
+      </w:pPr>
+      <w:r>
+        <w:rPr>
+          <w:rFonts w:ascii="Consolas" w:hAnsi="Consolas"/>
+          <w:lang w:val="es-ES"/>
+        </w:rPr>
+        <w:t>);</w:t>
+      </w:r>
+    </w:p>
+    <w:p>
+      <w:pPr>
+        <w:rPr>
+          <w:b/>
+          <w:bCs/>
+          <w:lang w:val="es-ES"/>
+        </w:rPr>
+      </w:pPr>
+    </w:p>
+    <w:p>
+      <w:pPr>
+        <w:rPr>
+          <w:b/>
+          <w:bCs/>
+          <w:lang w:val="es-ES"/>
+        </w:rPr>
+      </w:pPr>
+      <w:r>
+        <w:rPr>
+          <w:b/>
+          <w:bCs/>
+          <w:lang w:val="es-ES"/>
+        </w:rPr>
+        <w:lastRenderedPageBreak/>
+        <w:t>Listar los cursos que no tienen ninguna asistencia registrada</w:t>
+      </w:r>
+    </w:p>
+    <w:p>
+      <w:pPr>
+        <w:shd w:val="clear" w:color="auto" w:fill="D9F2D0" w:themeFill="accent6" w:themeFillTint="33"/>
+        <w:spacing w:after="0"/>
         <w:rPr>
           <w:rFonts w:ascii="Consolas" w:hAnsi="Consolas"/>
           <w:lang w:val="en-GB"/>
         </w:rPr>
-        <w:t>);</w:t>
-      </w:r>
-    </w:p>
-    <w:p>
-      <w:pPr>
-        <w:rPr>
-          <w:b/>
-          <w:bCs/>
+      </w:pPr>
+      <w:r>
+        <w:rPr>
+          <w:rFonts w:ascii="Consolas" w:hAnsi="Consolas"/>
           <w:lang w:val="en-GB"/>
         </w:rPr>
-      </w:pPr>
-    </w:p>
-    <w:p>
-      <w:pPr>
-        <w:rPr>
-          <w:b/>
-          <w:bCs/>
-          <w:lang w:val="es-ES"/>
-        </w:rPr>
-      </w:pPr>
-      <w:r>
-        <w:rPr>
-          <w:b/>
-          <w:bCs/>
-          <w:lang w:val="es-ES"/>
-        </w:rPr>
-        <w:t>Mostrar los detalles de los alumnos que tienen alguna factura impaga</w:t>
-      </w:r>
-      <w:r>
-        <w:rPr>
-          <w:b/>
-          <w:bCs/>
-          <w:lang w:val="es-ES"/>
-        </w:rPr>
-        <w:t>da</w:t>
+        <w:t>SELECT nombre_curso</w:t>
       </w:r>
     </w:p>
     <w:p>
@@ -16441,176 +16642,13 @@
         <w:spacing w:after="0"/>
         <w:rPr>
           <w:rFonts w:ascii="Consolas" w:hAnsi="Consolas"/>
-          <w:lang w:val="es-ES"/>
+          <w:lang w:val="en-GB"/>
         </w:rPr>
       </w:pPr>
       <w:r>
         <w:rPr>
           <w:rFonts w:ascii="Consolas" w:hAnsi="Consolas"/>
-          <w:lang w:val="es-ES"/>
-        </w:rPr>
-        <w:t>SELECT nombre, apellidos, direccion, ciudad</w:t>
-      </w:r>
-    </w:p>
-    <w:p>
-      <w:pPr>
-        <w:shd w:val="clear" w:color="auto" w:fill="D9F2D0" w:themeFill="accent6" w:themeFillTint="33"/>
-        <w:spacing w:after="0"/>
-        <w:rPr>
-          <w:rFonts w:ascii="Consolas" w:hAnsi="Consolas"/>
-          <w:lang w:val="es-ES"/>
-        </w:rPr>
-      </w:pPr>
-      <w:r>
-        <w:rPr>
-          <w:rFonts w:ascii="Consolas" w:hAnsi="Consolas"/>
-          <w:lang w:val="es-ES"/>
-        </w:rPr>
-        <w:t>FROM alumnos</w:t>
-      </w:r>
-    </w:p>
-    <w:p>
-      <w:pPr>
-        <w:shd w:val="clear" w:color="auto" w:fill="D9F2D0" w:themeFill="accent6" w:themeFillTint="33"/>
-        <w:spacing w:after="0"/>
-        <w:rPr>
-          <w:rFonts w:ascii="Consolas" w:hAnsi="Consolas"/>
-          <w:lang w:val="es-ES"/>
-        </w:rPr>
-      </w:pPr>
-      <w:r>
-        <w:rPr>
-          <w:rFonts w:ascii="Consolas" w:hAnsi="Consolas"/>
-          <w:lang w:val="es-ES"/>
-        </w:rPr>
-        <w:t>WHERE alumnos.id IN (</w:t>
-      </w:r>
-    </w:p>
-    <w:p>
-      <w:pPr>
-        <w:shd w:val="clear" w:color="auto" w:fill="D9F2D0" w:themeFill="accent6" w:themeFillTint="33"/>
-        <w:spacing w:after="0"/>
-        <w:rPr>
-          <w:rFonts w:ascii="Consolas" w:hAnsi="Consolas"/>
-          <w:lang w:val="es-ES"/>
-        </w:rPr>
-      </w:pPr>
-      <w:r>
-        <w:rPr>
-          <w:rFonts w:ascii="Consolas" w:hAnsi="Consolas"/>
-          <w:lang w:val="es-ES"/>
-        </w:rPr>
-        <w:t xml:space="preserve">    SELECT facturas.id_alumno</w:t>
-      </w:r>
-    </w:p>
-    <w:p>
-      <w:pPr>
-        <w:shd w:val="clear" w:color="auto" w:fill="D9F2D0" w:themeFill="accent6" w:themeFillTint="33"/>
-        <w:spacing w:after="0"/>
-        <w:rPr>
-          <w:rFonts w:ascii="Consolas" w:hAnsi="Consolas"/>
-          <w:lang w:val="es-ES"/>
-        </w:rPr>
-      </w:pPr>
-      <w:r>
-        <w:rPr>
-          <w:rFonts w:ascii="Consolas" w:hAnsi="Consolas"/>
-          <w:lang w:val="es-ES"/>
-        </w:rPr>
-        <w:t xml:space="preserve">    FROM facturas</w:t>
-      </w:r>
-    </w:p>
-    <w:p>
-      <w:pPr>
-        <w:shd w:val="clear" w:color="auto" w:fill="D9F2D0" w:themeFill="accent6" w:themeFillTint="33"/>
-        <w:spacing w:after="0"/>
-        <w:rPr>
-          <w:rFonts w:ascii="Consolas" w:hAnsi="Consolas"/>
-          <w:lang w:val="es-ES"/>
-        </w:rPr>
-      </w:pPr>
-      <w:r>
-        <w:rPr>
-          <w:rFonts w:ascii="Consolas" w:hAnsi="Consolas"/>
-          <w:lang w:val="es-ES"/>
-        </w:rPr>
-        <w:t xml:space="preserve">    WHERE pagado = 'no'</w:t>
-      </w:r>
-    </w:p>
-    <w:p>
-      <w:pPr>
-        <w:shd w:val="clear" w:color="auto" w:fill="D9F2D0" w:themeFill="accent6" w:themeFillTint="33"/>
-        <w:spacing w:after="0"/>
-        <w:rPr>
-          <w:rFonts w:ascii="Consolas" w:hAnsi="Consolas"/>
-          <w:lang w:val="es-ES"/>
-        </w:rPr>
-      </w:pPr>
-      <w:r>
-        <w:rPr>
-          <w:rFonts w:ascii="Consolas" w:hAnsi="Consolas"/>
-          <w:lang w:val="es-ES"/>
-        </w:rPr>
-        <w:t>);</w:t>
-      </w:r>
-    </w:p>
-    <w:p>
-      <w:pPr>
-        <w:rPr>
-          <w:b/>
-          <w:bCs/>
-          <w:lang w:val="es-ES"/>
-        </w:rPr>
-      </w:pPr>
-    </w:p>
-    <w:p>
-      <w:pPr>
-        <w:rPr>
-          <w:b/>
-          <w:bCs/>
-          <w:lang w:val="es-ES"/>
-        </w:rPr>
-      </w:pPr>
-      <w:r>
-        <w:rPr>
-          <w:b/>
-          <w:bCs/>
-          <w:lang w:val="es-ES"/>
-        </w:rPr>
-        <w:lastRenderedPageBreak/>
-        <w:t>Listar los cursos que no tienen ninguna asistencia registrada</w:t>
-      </w:r>
-    </w:p>
-    <w:p>
-      <w:pPr>
-        <w:shd w:val="clear" w:color="auto" w:fill="D9F2D0" w:themeFill="accent6" w:themeFillTint="33"/>
-        <w:spacing w:after="0"/>
-        <w:rPr>
-          <w:rFonts w:ascii="Consolas" w:hAnsi="Consolas"/>
-          <w:lang w:val="es-ES"/>
-        </w:rPr>
-      </w:pPr>
-      <w:r>
-        <w:rPr>
-          <w:rFonts w:ascii="Consolas" w:hAnsi="Consolas"/>
-          <w:lang w:val="es-ES"/>
-        </w:rPr>
-        <w:t>SELECT nombre_curso</w:t>
-      </w:r>
-    </w:p>
-    <w:p>
-      <w:pPr>
-        <w:shd w:val="clear" w:color="auto" w:fill="D9F2D0" w:themeFill="accent6" w:themeFillTint="33"/>
-        <w:spacing w:after="0"/>
-        <w:rPr>
-          <w:rFonts w:ascii="Consolas" w:hAnsi="Consolas"/>
-          <w:lang w:val="es-ES"/>
-        </w:rPr>
-      </w:pPr>
-      <w:r>
-        <w:rPr>
-          <w:rFonts w:ascii="Consolas" w:hAnsi="Consolas"/>
-          <w:lang w:val="es-ES"/>
+          <w:lang w:val="en-GB"/>
         </w:rPr>
         <w:t>FROM cursos</w:t>
       </w:r>
@@ -16701,7 +16739,7 @@
 </file>
 
 <file path=word/numbering.xml><?xml version="1.0" encoding="utf-8"?>
-<w:numbering xmlns:wpc="http://schemas.microsoft.com/office/word/2010/wordprocessingCanvas" xmlns:cx="http://schemas.microsoft.com/office/drawing/2014/chartex" xmlns:cx1="http://schemas.microsoft.com/office/drawing/2015/9/8/chartex" xmlns:cx2="http://schemas.microsoft.com/office/drawing/2015/10/21/chartex" xmlns:cx3="http://schemas.microsoft.com/office/drawing/2016/5/9/chartex" xmlns:cx4="http://schemas.microsoft.com/office/drawing/2016/5/10/chartex" xmlns:cx5="http://schemas.microsoft.com/office/drawing/2016/5/11/chartex" xmlns:cx6="http://schemas.microsoft.com/office/drawing/2016/5/12/chartex" xmlns:cx7="http://schemas.microsoft.com/office/drawing/2016/5/13/chartex" xmlns:cx8="http://schemas.microsoft.com/office/drawing/2016/5/14/chartex" xmlns:mc="http://schemas.openxmlformats.org/markup-compatibility/2006" xmlns:aink="http://schemas.microsoft.com/office/drawing/2016/ink" xmlns:am3d="http://schemas.microsoft.com/office/drawing/2017/model3d" xmlns:o="urn:schemas-microsoft-com:office:office" xmlns:oel="http://schemas.microsoft.com/office/2019/extlst" xmlns:r="http://schemas.openxmlformats.org/officeDocument/2006/relationships" xmlns:m="http://schemas.openxmlformats.org/officeDocument/2006/math" xmlns:v="urn:schemas-microsoft-com:vml" xmlns:wp14="http://schemas.microsoft.com/office/word/2010/wordprocessingDrawing" xmlns:wp="http://schemas.openxmlformats.org/drawingml/2006/wordprocessingDrawing" xmlns:w10="urn:schemas-microsoft-com:office:word" xmlns:w="http://schemas.openxmlformats.org/wordprocessingml/2006/main" xmlns:w14="http://schemas.microsoft.com/office/word/2010/wordml" xmlns:w15="http://schemas.microsoft.com/office/word/2012/wordml" xmlns:w16cex="http://schemas.microsoft.com/office/word/2018/wordml/cex" xmlns:w16cid="http://schemas.microsoft.com/office/word/2016/wordml/cid" xmlns:w16="http://schemas.microsoft.com/office/word/2018/wordml" xmlns:w16du="http://schemas.microsoft.com/office/word/2023/wordml/word16du" xmlns:w16sdtdh="http://schemas.microsoft.com/office/word/2020/wordml/sdtdatahash" xmlns:w16se="http://schemas.microsoft.com/office/word/2015/wordml/symex" xmlns:wpg="http://schemas.microsoft.com/office/word/2010/wordprocessingGroup" xmlns:wpi="http://schemas.microsoft.com/office/word/2010/wordprocessingInk" xmlns:wne="http://schemas.microsoft.com/office/word/2006/wordml" xmlns:wps="http://schemas.microsoft.com/office/word/2010/wordprocessingShape" mc:Ignorable="w14 w15 w16se w16cid w16 w16cex w16sdtdh w16du wp14">
+<w:numbering xmlns:wpc="http://schemas.microsoft.com/office/word/2010/wordprocessingCanvas" xmlns:cx="http://schemas.microsoft.com/office/drawing/2014/chartex" xmlns:cx1="http://schemas.microsoft.com/office/drawing/2015/9/8/chartex" xmlns:cx2="http://schemas.microsoft.com/office/drawing/2015/10/21/chartex" xmlns:cx3="http://schemas.microsoft.com/office/drawing/2016/5/9/chartex" xmlns:cx4="http://schemas.microsoft.com/office/drawing/2016/5/10/chartex" xmlns:cx5="http://schemas.microsoft.com/office/drawing/2016/5/11/chartex" xmlns:cx6="http://schemas.microsoft.com/office/drawing/2016/5/12/chartex" xmlns:cx7="http://schemas.microsoft.com/office/drawing/2016/5/13/chartex" xmlns:cx8="http://schemas.microsoft.com/office/drawing/2016/5/14/chartex" xmlns:mc="http://schemas.openxmlformats.org/markup-compatibility/2006" xmlns:aink="http://schemas.microsoft.com/office/drawing/2016/ink" xmlns:am3d="http://schemas.microsoft.com/office/drawing/2017/model3d" xmlns:o="urn:schemas-microsoft-com:office:office" xmlns:oel="http://schemas.microsoft.com/office/2019/extlst" xmlns:r="http://schemas.openxmlformats.org/officeDocument/2006/relationships" xmlns:m="http://schemas.openxmlformats.org/officeDocument/2006/math" xmlns:v="urn:schemas-microsoft-com:vml" xmlns:wp14="http://schemas.microsoft.com/office/word/2010/wordprocessingDrawing" xmlns:wp="http://schemas.openxmlformats.org/drawingml/2006/wordprocessingDrawing" xmlns:w10="urn:schemas-microsoft-com:office:word" xmlns:w="http://schemas.openxmlformats.org/wordprocessingml/2006/main" xmlns:w14="http://schemas.microsoft.com/office/word/2010/wordml" xmlns:w15="http://schemas.microsoft.com/office/word/2012/wordml" xmlns:w16cex="http://schemas.microsoft.com/office/word/2018/wordml/cex" xmlns:w16cid="http://schemas.microsoft.com/office/word/2016/wordml/cid" xmlns:w16="http://schemas.microsoft.com/office/word/2018/wordml" xmlns:w16du="http://schemas.microsoft.com/office/word/2023/wordml/word16du" xmlns:w16sdtdh="http://schemas.microsoft.com/office/word/2020/wordml/sdtdatahash" xmlns:w16sdtfl="http://schemas.microsoft.com/office/word/2024/wordml/sdtformatlock" xmlns:w16se="http://schemas.microsoft.com/office/word/2015/wordml/symex" xmlns:wpg="http://schemas.microsoft.com/office/word/2010/wordprocessingGroup" xmlns:wpi="http://schemas.microsoft.com/office/word/2010/wordprocessingInk" xmlns:wne="http://schemas.microsoft.com/office/word/2006/wordml" xmlns:wps="http://schemas.microsoft.com/office/word/2010/wordprocessingShape" mc:Ignorable="w14 w15 w16se w16cid w16 w16cex w16sdtdh w16sdtfl w16du wp14">
   <w:abstractNum w:abstractNumId="0" w15:restartNumberingAfterBreak="0">
     <w:nsid w:val="18AB10AC"/>
     <w:multiLevelType w:val="hybridMultilevel"/>
@@ -16821,7 +16859,7 @@
 </file>
 
 <file path=word/styles.xml><?xml version="1.0" encoding="utf-8"?>
-<w:styles xmlns:mc="http://schemas.openxmlformats.org/markup-compatibility/2006" xmlns:r="http://schemas.openxmlformats.org/officeDocument/2006/relationships" xmlns:w="http://schemas.openxmlformats.org/wordprocessingml/2006/main" xmlns:w14="http://schemas.microsoft.com/office/word/2010/wordml" xmlns:w15="http://schemas.microsoft.com/office/word/2012/wordml" xmlns:w16cex="http://schemas.microsoft.com/office/word/2018/wordml/cex" xmlns:w16cid="http://schemas.microsoft.com/office/word/2016/wordml/cid" xmlns:w16="http://schemas.microsoft.com/office/word/2018/wordml" xmlns:w16du="http://schemas.microsoft.com/office/word/2023/wordml/word16du" xmlns:w16sdtdh="http://schemas.microsoft.com/office/word/2020/wordml/sdtdatahash" xmlns:w16se="http://schemas.microsoft.com/office/word/2015/wordml/symex" mc:Ignorable="w14 w15 w16se w16cid w16 w16cex w16sdtdh w16du">
+<w:styles xmlns:mc="http://schemas.openxmlformats.org/markup-compatibility/2006" xmlns:r="http://schemas.openxmlformats.org/officeDocument/2006/relationships" xmlns:w="http://schemas.openxmlformats.org/wordprocessingml/2006/main" xmlns:w14="http://schemas.microsoft.com/office/word/2010/wordml" xmlns:w15="http://schemas.microsoft.com/office/word/2012/wordml" xmlns:w16cex="http://schemas.microsoft.com/office/word/2018/wordml/cex" xmlns:w16cid="http://schemas.microsoft.com/office/word/2016/wordml/cid" xmlns:w16="http://schemas.microsoft.com/office/word/2018/wordml" xmlns:w16du="http://schemas.microsoft.com/office/word/2023/wordml/word16du" xmlns:w16sdtdh="http://schemas.microsoft.com/office/word/2020/wordml/sdtdatahash" xmlns:w16sdtfl="http://schemas.microsoft.com/office/word/2024/wordml/sdtformatlock" xmlns:w16se="http://schemas.microsoft.com/office/word/2015/wordml/symex" mc:Ignorable="w14 w15 w16se w16cid w16 w16cex w16sdtdh w16sdtfl w16du">
   <w:docDefaults>
     <w:rPrDefault>
       <w:rPr>
